--- a/deliveries/cases/EN/2.docx
+++ b/deliveries/cases/EN/2.docx
@@ -4,7 +4,7 @@
   <w:body>
     <w:p>
       <w:pPr>
-        <w:ind w:left="3119" w:firstLine="0"/>
+        <w:ind w:left="0" w:right="0" w:firstLine="0"/>
         <w:jc w:val="right"/>
         <w:rPr>
           <w:rFonts w:ascii="Arial" w:cs="Arial" w:eastAsia="Arial" w:hAnsi="Arial"/>
@@ -36,7 +36,7 @@
             <wp:extent cx="1880235" cy="1381716"/>
             <wp:effectExtent b="0" l="0" r="0" t="0"/>
             <wp:wrapSquare wrapText="bothSides" distB="0" distT="0" distL="114300" distR="114300"/>
-            <wp:docPr id="3" name="image1.png"/>
+            <wp:docPr id="1" name="image1.png"/>
             <a:graphic>
               <a:graphicData uri="http://schemas.openxmlformats.org/drawingml/2006/picture">
                 <pic:pic>
@@ -73,7 +73,7 @@
     </w:p>
     <w:p>
       <w:pPr>
-        <w:ind w:left="3119" w:firstLine="0"/>
+        <w:ind w:left="0" w:right="0" w:firstLine="0"/>
         <w:jc w:val="right"/>
         <w:rPr>
           <w:rFonts w:ascii="Arial" w:cs="Arial" w:eastAsia="Arial" w:hAnsi="Arial"/>
@@ -92,7 +92,7 @@
     </w:p>
     <w:p>
       <w:pPr>
-        <w:ind w:left="3119" w:firstLine="0"/>
+        <w:ind w:left="0" w:right="0" w:firstLine="0"/>
         <w:jc w:val="right"/>
         <w:rPr>
           <w:rFonts w:ascii="Arial" w:cs="Arial" w:eastAsia="Arial" w:hAnsi="Arial"/>
@@ -111,7 +111,7 @@
     </w:p>
     <w:p>
       <w:pPr>
-        <w:ind w:left="3119" w:firstLine="0"/>
+        <w:ind w:left="0" w:right="0" w:firstLine="0"/>
         <w:jc w:val="right"/>
         <w:rPr>
           <w:rFonts w:ascii="Arial" w:cs="Arial" w:eastAsia="Arial" w:hAnsi="Arial"/>
@@ -130,7 +130,7 @@
     </w:p>
     <w:p>
       <w:pPr>
-        <w:ind w:left="3119" w:firstLine="0"/>
+        <w:ind w:left="0" w:right="0" w:firstLine="0"/>
         <w:jc w:val="right"/>
         <w:rPr>
           <w:rFonts w:ascii="Arial" w:cs="Arial" w:eastAsia="Arial" w:hAnsi="Arial"/>
@@ -149,7 +149,7 @@
     </w:p>
     <w:p>
       <w:pPr>
-        <w:ind w:left="3119" w:firstLine="0"/>
+        <w:ind w:left="0" w:right="0" w:firstLine="0"/>
         <w:jc w:val="right"/>
         <w:rPr>
           <w:rFonts w:ascii="Arial" w:cs="Arial" w:eastAsia="Arial" w:hAnsi="Arial"/>
@@ -160,7 +160,7 @@
           <w:szCs w:val="36"/>
         </w:rPr>
       </w:pPr>
-      <w:bookmarkStart w:colFirst="0" w:colLast="0" w:name="_x580rai8v5qw" w:id="0"/>
+      <w:bookmarkStart w:colFirst="0" w:colLast="0" w:name="_lmtibz7zp13k" w:id="0"/>
       <w:bookmarkEnd w:id="0"/>
       <w:r>
         <w:rPr>
@@ -173,7 +173,7 @@
         <w:pBdr>
           <w:bottom w:color="000000" w:space="1" w:sz="4" w:val="single"/>
         </w:pBdr>
-        <w:ind w:left="5245" w:firstLine="0"/>
+        <w:ind w:left="0" w:right="0" w:firstLine="0"/>
         <w:jc w:val="right"/>
         <w:rPr>
           <w:rFonts w:ascii="Arial" w:cs="Arial" w:eastAsia="Arial" w:hAnsi="Arial"/>
@@ -199,12 +199,13 @@
     </w:p>
     <w:p>
       <w:pPr>
-        <w:rPr>
-          <w:rFonts w:ascii="Arial" w:cs="Arial" w:eastAsia="Arial" w:hAnsi="Arial"/>
-          <w:color w:val="231f20"/>
-        </w:rPr>
-      </w:pPr>
-      <w:bookmarkStart w:colFirst="0" w:colLast="0" w:name="_fkcgge3g5c55" w:id="1"/>
+        <w:ind w:left="0" w:right="0" w:firstLine="0"/>
+        <w:rPr>
+          <w:rFonts w:ascii="Arial" w:cs="Arial" w:eastAsia="Arial" w:hAnsi="Arial"/>
+          <w:color w:val="231f20"/>
+        </w:rPr>
+      </w:pPr>
+      <w:bookmarkStart w:colFirst="0" w:colLast="0" w:name="_ebs2ka2gnuu8" w:id="1"/>
       <w:bookmarkEnd w:id="1"/>
       <w:r>
         <w:rPr>
@@ -214,6 +215,7 @@
     </w:p>
     <w:p>
       <w:pPr>
+        <w:ind w:left="0" w:right="0" w:firstLine="0"/>
         <w:rPr>
           <w:rFonts w:ascii="Arial" w:cs="Arial" w:eastAsia="Arial" w:hAnsi="Arial"/>
           <w:color w:val="231f20"/>
@@ -230,6 +232,7 @@
         <w:tabs>
           <w:tab w:val="left" w:leader="none" w:pos="11340"/>
         </w:tabs>
+        <w:ind w:left="0" w:right="0" w:firstLine="0"/>
         <w:rPr>
           <w:rFonts w:ascii="Arial" w:cs="Arial" w:eastAsia="Arial" w:hAnsi="Arial"/>
           <w:color w:val="231f20"/>
@@ -246,6 +249,7 @@
     </w:p>
     <w:p>
       <w:pPr>
+        <w:ind w:left="0" w:right="0" w:firstLine="0"/>
         <w:jc w:val="center"/>
         <w:rPr>
           <w:rFonts w:ascii="Arial" w:cs="Arial" w:eastAsia="Arial" w:hAnsi="Arial"/>
@@ -271,6 +275,7 @@
     </w:p>
     <w:p>
       <w:pPr>
+        <w:ind w:left="0" w:right="0" w:firstLine="0"/>
         <w:jc w:val="center"/>
         <w:rPr>
           <w:rFonts w:ascii="Arial" w:cs="Arial" w:eastAsia="Arial" w:hAnsi="Arial"/>
@@ -283,13 +288,13 @@
         </w:rPr>
       </w:r>
     </w:p>
-    <w:bookmarkStart w:colFirst="0" w:colLast="0" w:name="ff5hfuipvlnd" w:id="2"/>
+    <w:bookmarkStart w:colFirst="0" w:colLast="0" w:name="a3r0fi5vmwha" w:id="2"/>
     <w:bookmarkEnd w:id="2"/>
-    <w:bookmarkStart w:colFirst="0" w:colLast="0" w:name="ny6oh12pdhq5" w:id="3"/>
+    <w:bookmarkStart w:colFirst="0" w:colLast="0" w:name="a9905bh03ve2" w:id="3"/>
     <w:bookmarkEnd w:id="3"/>
     <w:p>
       <w:pPr>
-        <w:ind w:left="1560" w:right="1417" w:firstLine="0"/>
+        <w:ind w:left="0" w:right="0" w:firstLine="0"/>
         <w:jc w:val="center"/>
         <w:rPr>
           <w:rFonts w:ascii="Arial" w:cs="Arial" w:eastAsia="Arial" w:hAnsi="Arial"/>
@@ -328,32 +333,35 @@
     </w:p>
     <w:p>
       <w:pPr>
-        <w:rPr>
-          <w:rFonts w:ascii="Arial" w:cs="Arial" w:eastAsia="Arial" w:hAnsi="Arial"/>
-          <w:color w:val="231f20"/>
-        </w:rPr>
-      </w:pPr>
-      <w:r>
-        <w:rPr>
-          <w:rtl w:val="0"/>
-        </w:rPr>
-      </w:r>
-    </w:p>
-    <w:p>
-      <w:pPr>
-        <w:rPr>
-          <w:rFonts w:ascii="Arial" w:cs="Arial" w:eastAsia="Arial" w:hAnsi="Arial"/>
-          <w:color w:val="231f20"/>
-        </w:rPr>
-      </w:pPr>
-      <w:r>
-        <w:rPr>
-          <w:rtl w:val="0"/>
-        </w:rPr>
-      </w:r>
-    </w:p>
-    <w:p>
-      <w:pPr>
+        <w:ind w:left="0" w:right="0" w:firstLine="0"/>
+        <w:rPr>
+          <w:rFonts w:ascii="Arial" w:cs="Arial" w:eastAsia="Arial" w:hAnsi="Arial"/>
+          <w:color w:val="231f20"/>
+        </w:rPr>
+      </w:pPr>
+      <w:r>
+        <w:rPr>
+          <w:rtl w:val="0"/>
+        </w:rPr>
+      </w:r>
+    </w:p>
+    <w:p>
+      <w:pPr>
+        <w:ind w:left="0" w:right="0" w:firstLine="0"/>
+        <w:rPr>
+          <w:rFonts w:ascii="Arial" w:cs="Arial" w:eastAsia="Arial" w:hAnsi="Arial"/>
+          <w:color w:val="231f20"/>
+        </w:rPr>
+      </w:pPr>
+      <w:r>
+        <w:rPr>
+          <w:rtl w:val="0"/>
+        </w:rPr>
+      </w:r>
+    </w:p>
+    <w:p>
+      <w:pPr>
+        <w:ind w:left="0" w:right="0" w:firstLine="0"/>
         <w:rPr>
           <w:rFonts w:ascii="Arial" w:cs="Arial" w:eastAsia="Arial" w:hAnsi="Arial"/>
           <w:color w:val="231f20"/>
@@ -370,6 +378,7 @@
         <w:tabs>
           <w:tab w:val="left" w:leader="none" w:pos="6115"/>
         </w:tabs>
+        <w:ind w:left="0" w:right="0" w:firstLine="0"/>
         <w:rPr>
           <w:rFonts w:ascii="Arial" w:cs="Arial" w:eastAsia="Arial" w:hAnsi="Arial"/>
           <w:color w:val="231f20"/>
@@ -386,6 +395,7 @@
         <w:tabs>
           <w:tab w:val="left" w:leader="none" w:pos="6115"/>
         </w:tabs>
+        <w:ind w:left="0" w:right="0" w:firstLine="0"/>
         <w:rPr>
           <w:rFonts w:ascii="Arial" w:cs="Arial" w:eastAsia="Arial" w:hAnsi="Arial"/>
           <w:color w:val="231f20"/>
@@ -402,58 +412,63 @@
         <w:tabs>
           <w:tab w:val="left" w:leader="none" w:pos="6115"/>
         </w:tabs>
-        <w:rPr>
-          <w:rFonts w:ascii="Arial" w:cs="Arial" w:eastAsia="Arial" w:hAnsi="Arial"/>
-          <w:color w:val="231f20"/>
-        </w:rPr>
-      </w:pPr>
-      <w:r>
-        <w:rPr>
-          <w:rtl w:val="0"/>
-        </w:rPr>
-      </w:r>
-    </w:p>
-    <w:p>
-      <w:pPr>
-        <w:rPr>
-          <w:rFonts w:ascii="Arial" w:cs="Arial" w:eastAsia="Arial" w:hAnsi="Arial"/>
-          <w:color w:val="231f20"/>
-        </w:rPr>
-      </w:pPr>
-      <w:r>
-        <w:rPr>
-          <w:rtl w:val="0"/>
-        </w:rPr>
-      </w:r>
-    </w:p>
-    <w:p>
-      <w:pPr>
-        <w:rPr>
-          <w:rFonts w:ascii="Arial" w:cs="Arial" w:eastAsia="Arial" w:hAnsi="Arial"/>
-          <w:color w:val="231f20"/>
-        </w:rPr>
-      </w:pPr>
-      <w:r>
-        <w:rPr>
-          <w:rtl w:val="0"/>
-        </w:rPr>
-      </w:r>
-    </w:p>
-    <w:p>
-      <w:pPr>
-        <w:rPr>
-          <w:rFonts w:ascii="Arial" w:cs="Arial" w:eastAsia="Arial" w:hAnsi="Arial"/>
-          <w:color w:val="231f20"/>
-        </w:rPr>
-      </w:pPr>
-      <w:r>
-        <w:rPr>
-          <w:rtl w:val="0"/>
-        </w:rPr>
-      </w:r>
-    </w:p>
-    <w:p>
-      <w:pPr>
+        <w:ind w:left="0" w:right="0" w:firstLine="0"/>
+        <w:rPr>
+          <w:rFonts w:ascii="Arial" w:cs="Arial" w:eastAsia="Arial" w:hAnsi="Arial"/>
+          <w:color w:val="231f20"/>
+        </w:rPr>
+      </w:pPr>
+      <w:r>
+        <w:rPr>
+          <w:rtl w:val="0"/>
+        </w:rPr>
+      </w:r>
+    </w:p>
+    <w:p>
+      <w:pPr>
+        <w:ind w:left="0" w:right="0" w:firstLine="0"/>
+        <w:rPr>
+          <w:rFonts w:ascii="Arial" w:cs="Arial" w:eastAsia="Arial" w:hAnsi="Arial"/>
+          <w:color w:val="231f20"/>
+        </w:rPr>
+      </w:pPr>
+      <w:r>
+        <w:rPr>
+          <w:rtl w:val="0"/>
+        </w:rPr>
+      </w:r>
+    </w:p>
+    <w:p>
+      <w:pPr>
+        <w:ind w:left="0" w:right="0" w:firstLine="0"/>
+        <w:rPr>
+          <w:rFonts w:ascii="Arial" w:cs="Arial" w:eastAsia="Arial" w:hAnsi="Arial"/>
+          <w:color w:val="231f20"/>
+        </w:rPr>
+      </w:pPr>
+      <w:r>
+        <w:rPr>
+          <w:rtl w:val="0"/>
+        </w:rPr>
+      </w:r>
+    </w:p>
+    <w:p>
+      <w:pPr>
+        <w:ind w:left="0" w:right="0" w:firstLine="0"/>
+        <w:rPr>
+          <w:rFonts w:ascii="Arial" w:cs="Arial" w:eastAsia="Arial" w:hAnsi="Arial"/>
+          <w:color w:val="231f20"/>
+        </w:rPr>
+      </w:pPr>
+      <w:r>
+        <w:rPr>
+          <w:rtl w:val="0"/>
+        </w:rPr>
+      </w:r>
+    </w:p>
+    <w:p>
+      <w:pPr>
+        <w:ind w:left="0" w:right="0" w:firstLine="0"/>
         <w:rPr>
           <w:rFonts w:ascii="Arial" w:cs="Arial" w:eastAsia="Arial" w:hAnsi="Arial"/>
           <w:b w:val="1"/>
@@ -490,6 +505,7 @@
           <w:tab w:val="left" w:leader="none" w:pos="2835"/>
         </w:tabs>
         <w:spacing w:after="0" w:lineRule="auto"/>
+        <w:ind w:left="0" w:right="0" w:firstLine="0"/>
         <w:rPr>
           <w:rFonts w:ascii="Arial" w:cs="Arial" w:eastAsia="Arial" w:hAnsi="Arial"/>
           <w:color w:val="231f20"/>
@@ -524,6 +540,7 @@
           <w:tab w:val="left" w:leader="none" w:pos="2835"/>
         </w:tabs>
         <w:spacing w:after="0" w:lineRule="auto"/>
+        <w:ind w:left="0" w:right="0" w:firstLine="0"/>
         <w:rPr>
           <w:rFonts w:ascii="Arial" w:cs="Arial" w:eastAsia="Arial" w:hAnsi="Arial"/>
           <w:color w:val="231f20"/>
@@ -558,6 +575,7 @@
           <w:tab w:val="left" w:leader="none" w:pos="2835"/>
         </w:tabs>
         <w:spacing w:after="0" w:lineRule="auto"/>
+        <w:ind w:left="0" w:right="0" w:firstLine="0"/>
         <w:rPr>
           <w:rFonts w:ascii="Arial" w:cs="Arial" w:eastAsia="Arial" w:hAnsi="Arial"/>
           <w:color w:val="231f20"/>
@@ -592,6 +610,7 @@
           <w:tab w:val="left" w:leader="none" w:pos="2835"/>
         </w:tabs>
         <w:spacing w:after="0" w:lineRule="auto"/>
+        <w:ind w:left="0" w:right="0" w:firstLine="0"/>
         <w:rPr>
           <w:rFonts w:ascii="Arial" w:cs="Arial" w:eastAsia="Arial" w:hAnsi="Arial"/>
           <w:color w:val="231f20"/>
@@ -626,7 +645,7 @@
           <w:tab w:val="left" w:leader="none" w:pos="2835"/>
         </w:tabs>
         <w:spacing w:after="0" w:lineRule="auto"/>
-        <w:ind w:left="2410" w:hanging="2410"/>
+        <w:ind w:left="0" w:right="0" w:firstLine="0"/>
         <w:rPr>
           <w:rFonts w:ascii="Arial" w:cs="Arial" w:eastAsia="Arial" w:hAnsi="Arial"/>
           <w:color w:val="231f20"/>
@@ -661,6 +680,7 @@
           <w:tab w:val="left" w:leader="none" w:pos="2835"/>
         </w:tabs>
         <w:spacing w:after="0" w:lineRule="auto"/>
+        <w:ind w:left="0" w:right="0" w:firstLine="0"/>
         <w:rPr>
           <w:rFonts w:ascii="Arial" w:cs="Arial" w:eastAsia="Arial" w:hAnsi="Arial"/>
           <w:color w:val="231f20"/>
@@ -695,6 +715,7 @@
           <w:tab w:val="left" w:leader="none" w:pos="2835"/>
         </w:tabs>
         <w:spacing w:after="0" w:lineRule="auto"/>
+        <w:ind w:left="0" w:right="0" w:firstLine="0"/>
         <w:rPr>
           <w:rFonts w:ascii="Arial" w:cs="Arial" w:eastAsia="Arial" w:hAnsi="Arial"/>
           <w:color w:val="231f20"/>
@@ -729,6 +750,7 @@
           <w:tab w:val="left" w:leader="none" w:pos="2835"/>
         </w:tabs>
         <w:spacing w:after="0" w:lineRule="auto"/>
+        <w:ind w:left="0" w:right="0" w:firstLine="0"/>
         <w:rPr>
           <w:rFonts w:ascii="Arial" w:cs="Arial" w:eastAsia="Arial" w:hAnsi="Arial"/>
           <w:color w:val="231f20"/>
@@ -752,7 +774,7 @@
     <w:p>
       <w:pPr>
         <w:spacing w:after="0" w:line="276" w:lineRule="auto"/>
-        <w:ind w:right="0"/>
+        <w:ind w:left="0" w:right="0" w:firstLine="0"/>
         <w:jc w:val="left"/>
         <w:rPr>
           <w:rFonts w:ascii="Arial" w:cs="Arial" w:eastAsia="Arial" w:hAnsi="Arial"/>
@@ -785,7 +807,7 @@
         </w:pBdr>
         <w:shd w:fill="auto" w:val="clear"/>
         <w:spacing w:after="0" w:before="480" w:line="276" w:lineRule="auto"/>
-        <w:ind w:left="432" w:right="0" w:hanging="432"/>
+        <w:ind w:left="0" w:right="0" w:firstLine="0"/>
         <w:jc w:val="left"/>
         <w:rPr>
           <w:rFonts w:ascii="Arial" w:cs="Arial" w:eastAsia="Arial" w:hAnsi="Arial"/>
@@ -825,7 +847,7 @@
     </w:p>
     <w:sdt>
       <w:sdtPr>
-        <w:id w:val="197378340"/>
+        <w:id w:val="888738595"/>
         <w:docPartObj>
           <w:docPartGallery w:val="Table of Contents"/>
           <w:docPartUnique w:val="1"/>
@@ -848,10 +870,10 @@
             <w:shd w:fill="auto" w:val="clear"/>
             <w:tabs>
               <w:tab w:val="left" w:leader="none" w:pos="440"/>
-              <w:tab w:val="right" w:leader="dot" w:pos="9770"/>
+              <w:tab w:val="right" w:leader="none" w:pos="9770"/>
             </w:tabs>
             <w:spacing w:after="120" w:before="120" w:line="240" w:lineRule="auto"/>
-            <w:ind w:left="0" w:right="113" w:firstLine="0"/>
+            <w:ind w:left="0" w:right="0" w:firstLine="0"/>
             <w:jc w:val="left"/>
             <w:rPr>
               <w:rFonts w:ascii="Arial" w:cs="Arial" w:eastAsia="Arial" w:hAnsi="Arial"/>
@@ -872,7 +894,7 @@
             <w:instrText xml:space="preserve"> TOC \h \u \z \t "Heading 1,1,Heading 2,2,Heading 3,3,"</w:instrText>
             <w:fldChar w:fldCharType="separate"/>
           </w:r>
-          <w:hyperlink w:anchor="_1obg34wxaqq9">
+          <w:hyperlink w:anchor="_2c88mxcfzk0k">
             <w:r>
               <w:rPr>
                 <w:rFonts w:ascii="Arial" w:cs="Arial" w:eastAsia="Arial" w:hAnsi="Arial"/>
@@ -893,7 +915,7 @@
               <w:t xml:space="preserve">1</w:t>
             </w:r>
           </w:hyperlink>
-          <w:hyperlink w:anchor="_1obg34wxaqq9">
+          <w:hyperlink w:anchor="_2c88mxcfzk0k">
             <w:r>
               <w:rPr>
                 <w:rFonts w:ascii="Arial" w:cs="Arial" w:eastAsia="Arial" w:hAnsi="Arial"/>
@@ -914,7 +936,7 @@
           </w:hyperlink>
           <w:r>
             <w:fldChar w:fldCharType="begin"/>
-            <w:instrText xml:space="preserve"> PAGEREF _1obg34wxaqq9 \h </w:instrText>
+            <w:instrText xml:space="preserve"> PAGEREF _2c88mxcfzk0k \h </w:instrText>
             <w:fldChar w:fldCharType="separate"/>
           </w:r>
           <w:r>
@@ -963,10 +985,10 @@
             <w:shd w:fill="auto" w:val="clear"/>
             <w:tabs>
               <w:tab w:val="left" w:leader="none" w:pos="880"/>
-              <w:tab w:val="right" w:leader="dot" w:pos="9770"/>
+              <w:tab w:val="right" w:leader="none" w:pos="9770"/>
             </w:tabs>
             <w:spacing w:after="0" w:before="0" w:line="240" w:lineRule="auto"/>
-            <w:ind w:left="220" w:right="113" w:firstLine="0"/>
+            <w:ind w:left="0" w:right="0" w:firstLine="0"/>
             <w:jc w:val="left"/>
             <w:rPr>
               <w:rFonts w:ascii="Arial" w:cs="Arial" w:eastAsia="Arial" w:hAnsi="Arial"/>
@@ -982,7 +1004,7 @@
               <w:vertAlign w:val="baseline"/>
             </w:rPr>
           </w:pPr>
-          <w:hyperlink w:anchor="_i605dfd4e4y2">
+          <w:hyperlink w:anchor="_arj5z6aonkqk">
             <w:r>
               <w:rPr>
                 <w:rFonts w:ascii="Arial" w:cs="Arial" w:eastAsia="Arial" w:hAnsi="Arial"/>
@@ -1001,7 +1023,7 @@
               <w:t xml:space="preserve">1.1</w:t>
             </w:r>
           </w:hyperlink>
-          <w:hyperlink w:anchor="_i605dfd4e4y2">
+          <w:hyperlink w:anchor="_arj5z6aonkqk">
             <w:r>
               <w:rPr>
                 <w:rFonts w:ascii="Arial" w:cs="Arial" w:eastAsia="Arial" w:hAnsi="Arial"/>
@@ -1022,7 +1044,7 @@
           </w:hyperlink>
           <w:r>
             <w:fldChar w:fldCharType="begin"/>
-            <w:instrText xml:space="preserve"> PAGEREF _i605dfd4e4y2 \h </w:instrText>
+            <w:instrText xml:space="preserve"> PAGEREF _arj5z6aonkqk \h </w:instrText>
             <w:fldChar w:fldCharType="separate"/>
           </w:r>
           <w:r>
@@ -1069,10 +1091,10 @@
             <w:shd w:fill="auto" w:val="clear"/>
             <w:tabs>
               <w:tab w:val="left" w:leader="none" w:pos="880"/>
-              <w:tab w:val="right" w:leader="dot" w:pos="9770"/>
+              <w:tab w:val="right" w:leader="none" w:pos="9770"/>
             </w:tabs>
             <w:spacing w:after="0" w:before="0" w:line="240" w:lineRule="auto"/>
-            <w:ind w:left="220" w:right="113" w:firstLine="0"/>
+            <w:ind w:left="0" w:right="0" w:firstLine="0"/>
             <w:jc w:val="left"/>
             <w:rPr>
               <w:rFonts w:ascii="Arial" w:cs="Arial" w:eastAsia="Arial" w:hAnsi="Arial"/>
@@ -1088,7 +1110,7 @@
               <w:vertAlign w:val="baseline"/>
             </w:rPr>
           </w:pPr>
-          <w:hyperlink w:anchor="_a3s0du7wcdqb">
+          <w:hyperlink w:anchor="_mgmdlqr7uci1">
             <w:r>
               <w:rPr>
                 <w:rFonts w:ascii="Arial" w:cs="Arial" w:eastAsia="Arial" w:hAnsi="Arial"/>
@@ -1107,7 +1129,7 @@
               <w:t xml:space="preserve">1.2</w:t>
             </w:r>
           </w:hyperlink>
-          <w:hyperlink w:anchor="_a3s0du7wcdqb">
+          <w:hyperlink w:anchor="_mgmdlqr7uci1">
             <w:r>
               <w:rPr>
                 <w:rFonts w:ascii="Arial" w:cs="Arial" w:eastAsia="Arial" w:hAnsi="Arial"/>
@@ -1128,7 +1150,7 @@
           </w:hyperlink>
           <w:r>
             <w:fldChar w:fldCharType="begin"/>
-            <w:instrText xml:space="preserve"> PAGEREF _a3s0du7wcdqb \h </w:instrText>
+            <w:instrText xml:space="preserve"> PAGEREF _mgmdlqr7uci1 \h </w:instrText>
             <w:fldChar w:fldCharType="separate"/>
           </w:r>
           <w:r>
@@ -1175,10 +1197,10 @@
             <w:shd w:fill="auto" w:val="clear"/>
             <w:tabs>
               <w:tab w:val="left" w:leader="none" w:pos="880"/>
-              <w:tab w:val="right" w:leader="dot" w:pos="9770"/>
+              <w:tab w:val="right" w:leader="none" w:pos="9770"/>
             </w:tabs>
             <w:spacing w:after="0" w:before="0" w:line="240" w:lineRule="auto"/>
-            <w:ind w:left="220" w:right="113" w:firstLine="0"/>
+            <w:ind w:left="0" w:right="0" w:firstLine="0"/>
             <w:jc w:val="left"/>
             <w:rPr>
               <w:rFonts w:ascii="Arial" w:cs="Arial" w:eastAsia="Arial" w:hAnsi="Arial"/>
@@ -1194,7 +1216,7 @@
               <w:vertAlign w:val="baseline"/>
             </w:rPr>
           </w:pPr>
-          <w:hyperlink w:anchor="_856v6r8q273l">
+          <w:hyperlink w:anchor="_ikgbvek6ncdq">
             <w:r>
               <w:rPr>
                 <w:rFonts w:ascii="Arial" w:cs="Arial" w:eastAsia="Arial" w:hAnsi="Arial"/>
@@ -1213,7 +1235,7 @@
               <w:t xml:space="preserve">1.3</w:t>
             </w:r>
           </w:hyperlink>
-          <w:hyperlink w:anchor="_856v6r8q273l">
+          <w:hyperlink w:anchor="_ikgbvek6ncdq">
             <w:r>
               <w:rPr>
                 <w:rFonts w:ascii="Arial" w:cs="Arial" w:eastAsia="Arial" w:hAnsi="Arial"/>
@@ -1234,7 +1256,7 @@
           </w:hyperlink>
           <w:r>
             <w:fldChar w:fldCharType="begin"/>
-            <w:instrText xml:space="preserve"> PAGEREF _856v6r8q273l \h </w:instrText>
+            <w:instrText xml:space="preserve"> PAGEREF _ikgbvek6ncdq \h </w:instrText>
             <w:fldChar w:fldCharType="separate"/>
           </w:r>
           <w:r>
@@ -1281,10 +1303,10 @@
             <w:shd w:fill="auto" w:val="clear"/>
             <w:tabs>
               <w:tab w:val="left" w:leader="none" w:pos="440"/>
-              <w:tab w:val="right" w:leader="dot" w:pos="9770"/>
+              <w:tab w:val="right" w:leader="none" w:pos="9770"/>
             </w:tabs>
             <w:spacing w:after="120" w:before="120" w:line="240" w:lineRule="auto"/>
-            <w:ind w:left="0" w:right="113" w:firstLine="0"/>
+            <w:ind w:left="0" w:right="0" w:firstLine="0"/>
             <w:jc w:val="left"/>
             <w:rPr>
               <w:rFonts w:ascii="Arial" w:cs="Arial" w:eastAsia="Arial" w:hAnsi="Arial"/>
@@ -1300,7 +1322,7 @@
               <w:vertAlign w:val="baseline"/>
             </w:rPr>
           </w:pPr>
-          <w:hyperlink w:anchor="_a5nsmcv428ur">
+          <w:hyperlink w:anchor="_cgtvyev0w53a">
             <w:r>
               <w:rPr>
                 <w:rFonts w:ascii="Arial" w:cs="Arial" w:eastAsia="Arial" w:hAnsi="Arial"/>
@@ -1321,7 +1343,7 @@
               <w:t xml:space="preserve">2</w:t>
             </w:r>
           </w:hyperlink>
-          <w:hyperlink w:anchor="_a5nsmcv428ur">
+          <w:hyperlink w:anchor="_cgtvyev0w53a">
             <w:r>
               <w:rPr>
                 <w:rFonts w:ascii="Arial" w:cs="Arial" w:eastAsia="Arial" w:hAnsi="Arial"/>
@@ -1342,7 +1364,7 @@
           </w:hyperlink>
           <w:r>
             <w:fldChar w:fldCharType="begin"/>
-            <w:instrText xml:space="preserve"> PAGEREF _a5nsmcv428ur \h </w:instrText>
+            <w:instrText xml:space="preserve"> PAGEREF _cgtvyev0w53a \h </w:instrText>
             <w:fldChar w:fldCharType="separate"/>
           </w:r>
           <w:r>
@@ -1391,10 +1413,10 @@
             <w:shd w:fill="auto" w:val="clear"/>
             <w:tabs>
               <w:tab w:val="left" w:leader="none" w:pos="880"/>
-              <w:tab w:val="right" w:leader="dot" w:pos="9770"/>
+              <w:tab w:val="right" w:leader="none" w:pos="9770"/>
             </w:tabs>
             <w:spacing w:after="0" w:before="0" w:line="240" w:lineRule="auto"/>
-            <w:ind w:left="220" w:right="113" w:firstLine="0"/>
+            <w:ind w:left="0" w:right="0" w:firstLine="0"/>
             <w:jc w:val="left"/>
             <w:rPr>
               <w:rFonts w:ascii="Arial" w:cs="Arial" w:eastAsia="Arial" w:hAnsi="Arial"/>
@@ -1410,7 +1432,7 @@
               <w:vertAlign w:val="baseline"/>
             </w:rPr>
           </w:pPr>
-          <w:hyperlink w:anchor="_48ba03hohhbw">
+          <w:hyperlink w:anchor="_3eu6549k5m0x">
             <w:r>
               <w:rPr>
                 <w:rFonts w:ascii="Arial" w:cs="Arial" w:eastAsia="Arial" w:hAnsi="Arial"/>
@@ -1429,7 +1451,7 @@
               <w:t xml:space="preserve">2.1</w:t>
             </w:r>
           </w:hyperlink>
-          <w:hyperlink w:anchor="_48ba03hohhbw">
+          <w:hyperlink w:anchor="_3eu6549k5m0x">
             <w:r>
               <w:rPr>
                 <w:rFonts w:ascii="Arial" w:cs="Arial" w:eastAsia="Arial" w:hAnsi="Arial"/>
@@ -1450,7 +1472,7 @@
           </w:hyperlink>
           <w:r>
             <w:fldChar w:fldCharType="begin"/>
-            <w:instrText xml:space="preserve"> PAGEREF _48ba03hohhbw \h </w:instrText>
+            <w:instrText xml:space="preserve"> PAGEREF _3eu6549k5m0x \h </w:instrText>
             <w:fldChar w:fldCharType="separate"/>
           </w:r>
           <w:r>
@@ -1497,10 +1519,10 @@
             <w:shd w:fill="auto" w:val="clear"/>
             <w:tabs>
               <w:tab w:val="left" w:leader="none" w:pos="880"/>
-              <w:tab w:val="right" w:leader="dot" w:pos="9770"/>
+              <w:tab w:val="right" w:leader="none" w:pos="9770"/>
             </w:tabs>
             <w:spacing w:after="0" w:before="0" w:line="240" w:lineRule="auto"/>
-            <w:ind w:left="220" w:right="113" w:firstLine="0"/>
+            <w:ind w:left="0" w:right="0" w:firstLine="0"/>
             <w:jc w:val="left"/>
             <w:rPr>
               <w:rFonts w:ascii="Arial" w:cs="Arial" w:eastAsia="Arial" w:hAnsi="Arial"/>
@@ -1516,7 +1538,7 @@
               <w:vertAlign w:val="baseline"/>
             </w:rPr>
           </w:pPr>
-          <w:hyperlink w:anchor="_9e0lxfjnwf14">
+          <w:hyperlink w:anchor="_4lnamd11cbci">
             <w:r>
               <w:rPr>
                 <w:rFonts w:ascii="Arial" w:cs="Arial" w:eastAsia="Arial" w:hAnsi="Arial"/>
@@ -1535,7 +1557,7 @@
               <w:t xml:space="preserve">2.2</w:t>
             </w:r>
           </w:hyperlink>
-          <w:hyperlink w:anchor="_9e0lxfjnwf14">
+          <w:hyperlink w:anchor="_4lnamd11cbci">
             <w:r>
               <w:rPr>
                 <w:rFonts w:ascii="Arial" w:cs="Arial" w:eastAsia="Arial" w:hAnsi="Arial"/>
@@ -1556,7 +1578,7 @@
           </w:hyperlink>
           <w:r>
             <w:fldChar w:fldCharType="begin"/>
-            <w:instrText xml:space="preserve"> PAGEREF _9e0lxfjnwf14 \h </w:instrText>
+            <w:instrText xml:space="preserve"> PAGEREF _4lnamd11cbci \h </w:instrText>
             <w:fldChar w:fldCharType="separate"/>
           </w:r>
           <w:r>
@@ -1603,10 +1625,10 @@
             <w:shd w:fill="auto" w:val="clear"/>
             <w:tabs>
               <w:tab w:val="left" w:leader="none" w:pos="880"/>
-              <w:tab w:val="right" w:leader="dot" w:pos="9770"/>
+              <w:tab w:val="right" w:leader="none" w:pos="9770"/>
             </w:tabs>
             <w:spacing w:after="0" w:before="0" w:line="240" w:lineRule="auto"/>
-            <w:ind w:left="220" w:right="113" w:firstLine="0"/>
+            <w:ind w:left="0" w:right="0" w:firstLine="0"/>
             <w:jc w:val="left"/>
             <w:rPr>
               <w:rFonts w:ascii="Arial" w:cs="Arial" w:eastAsia="Arial" w:hAnsi="Arial"/>
@@ -1622,7 +1644,7 @@
               <w:vertAlign w:val="baseline"/>
             </w:rPr>
           </w:pPr>
-          <w:hyperlink w:anchor="_gytssliiyb1m">
+          <w:hyperlink w:anchor="_o1j5q2dlrsan">
             <w:r>
               <w:rPr>
                 <w:rFonts w:ascii="Arial" w:cs="Arial" w:eastAsia="Arial" w:hAnsi="Arial"/>
@@ -1641,7 +1663,7 @@
               <w:t xml:space="preserve">2.3</w:t>
             </w:r>
           </w:hyperlink>
-          <w:hyperlink w:anchor="_gytssliiyb1m">
+          <w:hyperlink w:anchor="_o1j5q2dlrsan">
             <w:r>
               <w:rPr>
                 <w:rFonts w:ascii="Arial" w:cs="Arial" w:eastAsia="Arial" w:hAnsi="Arial"/>
@@ -1662,7 +1684,7 @@
           </w:hyperlink>
           <w:r>
             <w:fldChar w:fldCharType="begin"/>
-            <w:instrText xml:space="preserve"> PAGEREF _gytssliiyb1m \h </w:instrText>
+            <w:instrText xml:space="preserve"> PAGEREF _o1j5q2dlrsan \h </w:instrText>
             <w:fldChar w:fldCharType="separate"/>
           </w:r>
           <w:r>
@@ -1708,10 +1730,10 @@
             </w:pBdr>
             <w:shd w:fill="auto" w:val="clear"/>
             <w:tabs>
-              <w:tab w:val="right" w:leader="dot" w:pos="9770"/>
+              <w:tab w:val="right" w:leader="none" w:pos="9770"/>
             </w:tabs>
             <w:spacing w:after="120" w:before="120" w:line="240" w:lineRule="auto"/>
-            <w:ind w:left="0" w:right="113" w:firstLine="0"/>
+            <w:ind w:left="0" w:right="0" w:firstLine="0"/>
             <w:jc w:val="left"/>
             <w:rPr>
               <w:rFonts w:ascii="Arial" w:cs="Arial" w:eastAsia="Arial" w:hAnsi="Arial"/>
@@ -1727,7 +1749,7 @@
               <w:vertAlign w:val="baseline"/>
             </w:rPr>
           </w:pPr>
-          <w:hyperlink w:anchor="_tomxof6gc78x">
+          <w:hyperlink w:anchor="_la5ixfs3z6r5">
             <w:r>
               <w:rPr>
                 <w:rFonts w:ascii="Arial" w:cs="Arial" w:eastAsia="Arial" w:hAnsi="Arial"/>
@@ -1758,6 +1780,7 @@
         </w:p>
         <w:p>
           <w:pPr>
+            <w:ind w:left="0" w:right="0" w:firstLine="0"/>
             <w:rPr>
               <w:rFonts w:ascii="Arial" w:cs="Arial" w:eastAsia="Arial" w:hAnsi="Arial"/>
               <w:b w:val="1"/>
@@ -1779,7 +1802,7 @@
     <w:p>
       <w:pPr>
         <w:spacing w:after="200" w:line="276" w:lineRule="auto"/>
-        <w:ind w:right="0"/>
+        <w:ind w:left="0" w:right="0" w:firstLine="0"/>
         <w:jc w:val="center"/>
         <w:rPr>
           <w:rFonts w:ascii="Arial" w:cs="Arial" w:eastAsia="Arial" w:hAnsi="Arial"/>
@@ -1797,7 +1820,7 @@
     <w:p>
       <w:pPr>
         <w:spacing w:after="200" w:line="276" w:lineRule="auto"/>
-        <w:ind w:right="0"/>
+        <w:ind w:left="0" w:right="0" w:firstLine="0"/>
         <w:jc w:val="center"/>
         <w:rPr>
           <w:rFonts w:ascii="Arial" w:cs="Arial" w:eastAsia="Arial" w:hAnsi="Arial"/>
@@ -1815,7 +1838,7 @@
     <w:p>
       <w:pPr>
         <w:spacing w:after="200" w:line="276" w:lineRule="auto"/>
-        <w:ind w:right="0"/>
+        <w:ind w:left="0" w:right="0" w:firstLine="0"/>
         <w:jc w:val="center"/>
         <w:rPr>
           <w:rFonts w:ascii="Arial" w:cs="Arial" w:eastAsia="Arial" w:hAnsi="Arial"/>
@@ -1833,7 +1856,7 @@
     <w:p>
       <w:pPr>
         <w:spacing w:after="200" w:line="276" w:lineRule="auto"/>
-        <w:ind w:right="0"/>
+        <w:ind w:left="0" w:right="0" w:firstLine="0"/>
         <w:jc w:val="center"/>
         <w:rPr>
           <w:rFonts w:ascii="Arial" w:cs="Arial" w:eastAsia="Arial" w:hAnsi="Arial"/>
@@ -1851,7 +1874,7 @@
     <w:p>
       <w:pPr>
         <w:spacing w:after="200" w:line="276" w:lineRule="auto"/>
-        <w:ind w:right="0"/>
+        <w:ind w:left="0" w:right="0" w:firstLine="0"/>
         <w:jc w:val="center"/>
         <w:rPr>
           <w:rFonts w:ascii="Arial" w:cs="Arial" w:eastAsia="Arial" w:hAnsi="Arial"/>
@@ -1869,7 +1892,7 @@
     <w:p>
       <w:pPr>
         <w:spacing w:after="200" w:line="276" w:lineRule="auto"/>
-        <w:ind w:right="0"/>
+        <w:ind w:left="0" w:right="0" w:firstLine="0"/>
         <w:jc w:val="center"/>
         <w:rPr>
           <w:rFonts w:ascii="Arial" w:cs="Arial" w:eastAsia="Arial" w:hAnsi="Arial"/>
@@ -1887,7 +1910,7 @@
     <w:p>
       <w:pPr>
         <w:spacing w:after="200" w:line="276" w:lineRule="auto"/>
-        <w:ind w:right="0"/>
+        <w:ind w:left="0" w:right="0" w:firstLine="0"/>
         <w:jc w:val="center"/>
         <w:rPr>
           <w:rFonts w:ascii="Arial" w:cs="Arial" w:eastAsia="Arial" w:hAnsi="Arial"/>
@@ -1909,6 +1932,7 @@
     </w:p>
     <w:p>
       <w:pPr>
+        <w:ind w:left="0" w:right="0" w:firstLine="0"/>
         <w:rPr>
           <w:rFonts w:ascii="Arial" w:cs="Arial" w:eastAsia="Arial" w:hAnsi="Arial"/>
           <w:b w:val="1"/>
@@ -1925,7 +1949,7 @@
     <w:p>
       <w:pPr>
         <w:spacing w:after="200" w:line="276" w:lineRule="auto"/>
-        <w:ind w:right="0"/>
+        <w:ind w:left="0" w:right="0" w:firstLine="0"/>
         <w:jc w:val="center"/>
         <w:rPr>
           <w:rFonts w:ascii="Arial" w:cs="Arial" w:eastAsia="Arial" w:hAnsi="Arial"/>
@@ -1948,13 +1972,13 @@
           <w:ilvl w:val="0"/>
           <w:numId w:val="1"/>
         </w:numPr>
-        <w:ind w:left="432" w:hanging="432"/>
-        <w:rPr>
-          <w:rFonts w:ascii="Arial" w:cs="Arial" w:eastAsia="Arial" w:hAnsi="Arial"/>
-          <w:color w:val="231f20"/>
-        </w:rPr>
-      </w:pPr>
-      <w:bookmarkStart w:colFirst="0" w:colLast="0" w:name="_1obg34wxaqq9" w:id="4"/>
+        <w:ind w:left="0" w:right="0" w:firstLine="0"/>
+        <w:rPr>
+          <w:rFonts w:ascii="Arial" w:cs="Arial" w:eastAsia="Arial" w:hAnsi="Arial"/>
+          <w:color w:val="231f20"/>
+        </w:rPr>
+      </w:pPr>
+      <w:bookmarkStart w:colFirst="0" w:colLast="0" w:name="_2c88mxcfzk0k" w:id="4"/>
       <w:bookmarkEnd w:id="4"/>
       <w:r>
         <w:rPr>
@@ -1972,13 +1996,12 @@
           <w:ilvl w:val="1"/>
           <w:numId w:val="1"/>
         </w:numPr>
-        <w:ind w:left="576" w:hanging="576"/>
-        <w:rPr>
-          <w:rFonts w:ascii="Arial" w:cs="Arial" w:eastAsia="Arial" w:hAnsi="Arial"/>
-          <w:color w:val="231f20"/>
-        </w:rPr>
-      </w:pPr>
-      <w:bookmarkStart w:colFirst="0" w:colLast="0" w:name="_i605dfd4e4y2" w:id="5"/>
+        <w:ind w:left="0" w:right="0" w:firstLine="0"/>
+        <w:rPr>
+          <w:rFonts w:ascii="Arial" w:cs="Arial" w:eastAsia="Arial" w:hAnsi="Arial"/>
+        </w:rPr>
+      </w:pPr>
+      <w:bookmarkStart w:colFirst="0" w:colLast="0" w:name="_arj5z6aonkqk" w:id="5"/>
       <w:bookmarkEnd w:id="5"/>
       <w:r>
         <w:rPr>
@@ -1992,6 +2015,7 @@
     <w:p>
       <w:pPr>
         <w:spacing w:before="240" w:lineRule="auto"/>
+        <w:ind w:left="0" w:right="0" w:firstLine="0"/>
         <w:rPr>
           <w:rFonts w:ascii="Arial" w:cs="Arial" w:eastAsia="Arial" w:hAnsi="Arial"/>
           <w:color w:val="231f20"/>
@@ -2021,13 +2045,12 @@
           <w:numId w:val="1"/>
         </w:numPr>
         <w:spacing w:before="0" w:lineRule="auto"/>
-        <w:ind w:left="576" w:hanging="576"/>
-        <w:rPr>
-          <w:rFonts w:ascii="Arial" w:cs="Arial" w:eastAsia="Arial" w:hAnsi="Arial"/>
-          <w:color w:val="231f20"/>
-        </w:rPr>
-      </w:pPr>
-      <w:bookmarkStart w:colFirst="0" w:colLast="0" w:name="_a3s0du7wcdqb" w:id="6"/>
+        <w:ind w:left="0" w:right="0" w:firstLine="0"/>
+        <w:rPr>
+          <w:rFonts w:ascii="Arial" w:cs="Arial" w:eastAsia="Arial" w:hAnsi="Arial"/>
+        </w:rPr>
+      </w:pPr>
+      <w:bookmarkStart w:colFirst="0" w:colLast="0" w:name="_mgmdlqr7uci1" w:id="6"/>
       <w:bookmarkEnd w:id="6"/>
       <w:r>
         <w:rPr>
@@ -2040,6 +2063,7 @@
     </w:p>
     <w:p>
       <w:pPr>
+        <w:ind w:left="0" w:right="0" w:firstLine="0"/>
         <w:rPr>
           <w:rFonts w:ascii="Arial" w:cs="Arial" w:eastAsia="Arial" w:hAnsi="Arial"/>
           <w:color w:val="231f20"/>
@@ -2056,6 +2080,7 @@
     </w:p>
     <w:p>
       <w:pPr>
+        <w:ind w:left="0" w:right="0" w:firstLine="0"/>
         <w:rPr>
           <w:rFonts w:ascii="Arial" w:cs="Arial" w:eastAsia="Arial" w:hAnsi="Arial"/>
           <w:color w:val="231f20"/>
@@ -2077,13 +2102,12 @@
           <w:ilvl w:val="1"/>
           <w:numId w:val="1"/>
         </w:numPr>
-        <w:ind w:left="576" w:hanging="576"/>
-        <w:rPr>
-          <w:rFonts w:ascii="Arial" w:cs="Arial" w:eastAsia="Arial" w:hAnsi="Arial"/>
-          <w:color w:val="231f20"/>
-        </w:rPr>
-      </w:pPr>
-      <w:bookmarkStart w:colFirst="0" w:colLast="0" w:name="_856v6r8q273l" w:id="7"/>
+        <w:ind w:left="0" w:right="0" w:firstLine="0"/>
+        <w:rPr>
+          <w:rFonts w:ascii="Arial" w:cs="Arial" w:eastAsia="Arial" w:hAnsi="Arial"/>
+        </w:rPr>
+      </w:pPr>
+      <w:bookmarkStart w:colFirst="0" w:colLast="0" w:name="_ikgbvek6ncdq" w:id="7"/>
       <w:bookmarkEnd w:id="7"/>
       <w:r>
         <w:rPr>
@@ -2096,6 +2120,7 @@
     </w:p>
     <w:p>
       <w:pPr>
+        <w:ind w:left="0" w:right="0" w:firstLine="0"/>
         <w:rPr>
           <w:rFonts w:ascii="Arial" w:cs="Arial" w:eastAsia="Arial" w:hAnsi="Arial"/>
           <w:color w:val="231f20"/>
@@ -2122,6 +2147,7 @@
     </w:p>
     <w:p>
       <w:pPr>
+        <w:ind w:left="0" w:right="0" w:firstLine="0"/>
         <w:rPr>
           <w:rFonts w:ascii="Arial" w:cs="Arial" w:eastAsia="Arial" w:hAnsi="Arial"/>
           <w:color w:val="231f20"/>
@@ -2148,6 +2174,7 @@
     </w:p>
     <w:p>
       <w:pPr>
+        <w:ind w:left="0" w:right="0" w:firstLine="0"/>
         <w:rPr>
           <w:rFonts w:ascii="Arial" w:cs="Arial" w:eastAsia="Arial" w:hAnsi="Arial"/>
           <w:color w:val="231f20"/>
@@ -2174,6 +2201,7 @@
     </w:p>
     <w:p>
       <w:pPr>
+        <w:ind w:left="0" w:right="0" w:firstLine="0"/>
         <w:rPr>
           <w:rFonts w:ascii="Arial" w:cs="Arial" w:eastAsia="Arial" w:hAnsi="Arial"/>
           <w:color w:val="231f20"/>
@@ -2200,6 +2228,7 @@
     </w:p>
     <w:p>
       <w:pPr>
+        <w:ind w:left="0" w:right="0" w:firstLine="0"/>
         <w:rPr>
           <w:rFonts w:ascii="Arial" w:cs="Arial" w:eastAsia="Arial" w:hAnsi="Arial"/>
           <w:color w:val="231f20"/>
@@ -2226,6 +2255,7 @@
     </w:p>
     <w:p>
       <w:pPr>
+        <w:ind w:left="0" w:right="0" w:firstLine="0"/>
         <w:rPr>
           <w:rFonts w:ascii="Arial" w:cs="Arial" w:eastAsia="Arial" w:hAnsi="Arial"/>
           <w:color w:val="231f20"/>
@@ -2247,13 +2277,13 @@
           <w:ilvl w:val="0"/>
           <w:numId w:val="1"/>
         </w:numPr>
-        <w:ind w:left="432" w:hanging="432"/>
-        <w:rPr>
-          <w:rFonts w:ascii="Arial" w:cs="Arial" w:eastAsia="Arial" w:hAnsi="Arial"/>
-          <w:color w:val="231f20"/>
-        </w:rPr>
-      </w:pPr>
-      <w:bookmarkStart w:colFirst="0" w:colLast="0" w:name="_a5nsmcv428ur" w:id="8"/>
+        <w:ind w:left="0" w:right="0" w:firstLine="0"/>
+        <w:rPr>
+          <w:rFonts w:ascii="Arial" w:cs="Arial" w:eastAsia="Arial" w:hAnsi="Arial"/>
+          <w:color w:val="231f20"/>
+        </w:rPr>
+      </w:pPr>
+      <w:bookmarkStart w:colFirst="0" w:colLast="0" w:name="_cgtvyev0w53a" w:id="8"/>
       <w:bookmarkEnd w:id="8"/>
       <w:r>
         <w:rPr>
@@ -2271,13 +2301,12 @@
           <w:ilvl w:val="1"/>
           <w:numId w:val="1"/>
         </w:numPr>
-        <w:ind w:left="576" w:hanging="576"/>
-        <w:rPr>
-          <w:rFonts w:ascii="Arial" w:cs="Arial" w:eastAsia="Arial" w:hAnsi="Arial"/>
-          <w:color w:val="231f20"/>
-        </w:rPr>
-      </w:pPr>
-      <w:bookmarkStart w:colFirst="0" w:colLast="0" w:name="_48ba03hohhbw" w:id="9"/>
+        <w:ind w:left="0" w:right="0" w:firstLine="0"/>
+        <w:rPr>
+          <w:rFonts w:ascii="Arial" w:cs="Arial" w:eastAsia="Arial" w:hAnsi="Arial"/>
+        </w:rPr>
+      </w:pPr>
+      <w:bookmarkStart w:colFirst="0" w:colLast="0" w:name="_3eu6549k5m0x" w:id="9"/>
       <w:bookmarkEnd w:id="9"/>
       <w:r>
         <w:rPr>
@@ -2290,6 +2319,7 @@
     </w:p>
     <w:p>
       <w:pPr>
+        <w:ind w:left="0" w:right="0" w:firstLine="0"/>
         <w:rPr>
           <w:rFonts w:ascii="Arial" w:cs="Arial" w:eastAsia="Arial" w:hAnsi="Arial"/>
           <w:color w:val="231f20"/>
@@ -2319,13 +2349,12 @@
           <w:numId w:val="1"/>
         </w:numPr>
         <w:spacing w:before="0" w:lineRule="auto"/>
-        <w:ind w:left="576" w:hanging="576"/>
-        <w:rPr>
-          <w:rFonts w:ascii="Arial" w:cs="Arial" w:eastAsia="Arial" w:hAnsi="Arial"/>
-          <w:color w:val="231f20"/>
-        </w:rPr>
-      </w:pPr>
-      <w:bookmarkStart w:colFirst="0" w:colLast="0" w:name="_9e0lxfjnwf14" w:id="10"/>
+        <w:ind w:left="0" w:right="0" w:firstLine="0"/>
+        <w:rPr>
+          <w:rFonts w:ascii="Arial" w:cs="Arial" w:eastAsia="Arial" w:hAnsi="Arial"/>
+        </w:rPr>
+      </w:pPr>
+      <w:bookmarkStart w:colFirst="0" w:colLast="0" w:name="_4lnamd11cbci" w:id="10"/>
       <w:bookmarkEnd w:id="10"/>
       <w:r>
         <w:rPr>
@@ -2339,6 +2368,7 @@
     <w:p>
       <w:pPr>
         <w:spacing w:after="0" w:lineRule="auto"/>
+        <w:ind w:left="0" w:right="0" w:firstLine="0"/>
         <w:rPr>
           <w:rFonts w:ascii="Arial" w:cs="Arial" w:eastAsia="Arial" w:hAnsi="Arial"/>
           <w:color w:val="231f20"/>
@@ -2356,6 +2386,7 @@
     <w:p>
       <w:pPr>
         <w:spacing w:after="0" w:lineRule="auto"/>
+        <w:ind w:left="0" w:right="0" w:firstLine="0"/>
         <w:rPr>
           <w:rFonts w:ascii="Arial" w:cs="Arial" w:eastAsia="Arial" w:hAnsi="Arial"/>
           <w:color w:val="231f20"/>
@@ -2377,13 +2408,12 @@
           <w:ilvl w:val="1"/>
           <w:numId w:val="1"/>
         </w:numPr>
-        <w:ind w:left="576" w:hanging="576"/>
-        <w:rPr>
-          <w:rFonts w:ascii="Arial" w:cs="Arial" w:eastAsia="Arial" w:hAnsi="Arial"/>
-          <w:color w:val="231f20"/>
-        </w:rPr>
-      </w:pPr>
-      <w:bookmarkStart w:colFirst="0" w:colLast="0" w:name="_gytssliiyb1m" w:id="11"/>
+        <w:ind w:left="0" w:right="0" w:firstLine="0"/>
+        <w:rPr>
+          <w:rFonts w:ascii="Arial" w:cs="Arial" w:eastAsia="Arial" w:hAnsi="Arial"/>
+        </w:rPr>
+      </w:pPr>
+      <w:bookmarkStart w:colFirst="0" w:colLast="0" w:name="_o1j5q2dlrsan" w:id="11"/>
       <w:bookmarkEnd w:id="11"/>
       <w:r>
         <w:rPr>
@@ -2397,6 +2427,7 @@
     <w:p>
       <w:pPr>
         <w:spacing w:after="0" w:lineRule="auto"/>
+        <w:ind w:left="0" w:right="0" w:firstLine="0"/>
         <w:rPr>
           <w:rFonts w:ascii="Arial" w:cs="Arial" w:eastAsia="Arial" w:hAnsi="Arial"/>
           <w:color w:val="231f20"/>
@@ -2414,6 +2445,7 @@
     <w:p>
       <w:pPr>
         <w:spacing w:after="0" w:lineRule="auto"/>
+        <w:ind w:left="0" w:right="0" w:firstLine="0"/>
         <w:rPr>
           <w:rFonts w:ascii="Arial" w:cs="Arial" w:eastAsia="Arial" w:hAnsi="Arial"/>
           <w:color w:val="231f20"/>
@@ -2431,6 +2463,7 @@
     <w:p>
       <w:pPr>
         <w:spacing w:after="0" w:lineRule="auto"/>
+        <w:ind w:left="0" w:right="0" w:firstLine="0"/>
         <w:rPr>
           <w:rFonts w:ascii="Arial" w:cs="Arial" w:eastAsia="Arial" w:hAnsi="Arial"/>
           <w:color w:val="231f20"/>
@@ -2445,6 +2478,7 @@
     <w:p>
       <w:pPr>
         <w:spacing w:after="0" w:lineRule="auto"/>
+        <w:ind w:left="0" w:right="0" w:firstLine="0"/>
         <w:rPr>
           <w:rFonts w:ascii="Arial" w:cs="Arial" w:eastAsia="Arial" w:hAnsi="Arial"/>
           <w:color w:val="231f20"/>
@@ -2462,6 +2496,7 @@
     <w:p>
       <w:pPr>
         <w:spacing w:after="0" w:lineRule="auto"/>
+        <w:ind w:left="0" w:right="0" w:firstLine="0"/>
         <w:rPr>
           <w:rFonts w:ascii="Arial" w:cs="Arial" w:eastAsia="Arial" w:hAnsi="Arial"/>
           <w:color w:val="231f20"/>
@@ -2479,13 +2514,13 @@
     <w:p>
       <w:pPr>
         <w:pStyle w:val="Heading1"/>
-        <w:ind w:left="432" w:hanging="432"/>
-        <w:rPr>
-          <w:rFonts w:ascii="Arial" w:cs="Arial" w:eastAsia="Arial" w:hAnsi="Arial"/>
-          <w:color w:val="231f20"/>
-        </w:rPr>
-      </w:pPr>
-      <w:bookmarkStart w:colFirst="0" w:colLast="0" w:name="_tomxof6gc78x" w:id="12"/>
+        <w:ind w:left="0" w:right="0" w:firstLine="0"/>
+        <w:rPr>
+          <w:rFonts w:ascii="Arial" w:cs="Arial" w:eastAsia="Arial" w:hAnsi="Arial"/>
+          <w:color w:val="231f20"/>
+        </w:rPr>
+      </w:pPr>
+      <w:bookmarkStart w:colFirst="0" w:colLast="0" w:name="_la5ixfs3z6r5" w:id="12"/>
       <w:bookmarkEnd w:id="12"/>
       <w:r>
         <w:rPr>
@@ -2498,19 +2533,21 @@
     </w:p>
     <w:p>
       <w:pPr>
-        <w:rPr>
-          <w:rFonts w:ascii="Arial" w:cs="Arial" w:eastAsia="Arial" w:hAnsi="Arial"/>
-          <w:color w:val="231f20"/>
-        </w:rPr>
-      </w:pPr>
-      <w:r>
-        <w:rPr>
-          <w:rtl w:val="0"/>
-        </w:rPr>
-      </w:r>
-    </w:p>
-    <w:p>
-      <w:pPr>
+        <w:ind w:left="0" w:right="0" w:firstLine="0"/>
+        <w:rPr>
+          <w:rFonts w:ascii="Arial" w:cs="Arial" w:eastAsia="Arial" w:hAnsi="Arial"/>
+          <w:color w:val="231f20"/>
+        </w:rPr>
+      </w:pPr>
+      <w:r>
+        <w:rPr>
+          <w:rtl w:val="0"/>
+        </w:rPr>
+      </w:r>
+    </w:p>
+    <w:p>
+      <w:pPr>
+        <w:ind w:left="0" w:right="0" w:firstLine="0"/>
         <w:jc w:val="left"/>
         <w:rPr>
           <w:rFonts w:ascii="Arial" w:cs="Arial" w:eastAsia="Arial" w:hAnsi="Arial"/>
@@ -2528,6 +2565,7 @@
     </w:p>
     <w:p>
       <w:pPr>
+        <w:ind w:left="0" w:right="0" w:firstLine="0"/>
         <w:rPr>
           <w:rFonts w:ascii="Arial" w:cs="Arial" w:eastAsia="Arial" w:hAnsi="Arial"/>
           <w:color w:val="231f20"/>
@@ -2543,7 +2581,7 @@
       <w:headerReference r:id="rId7" w:type="default"/>
       <w:footerReference r:id="rId8" w:type="default"/>
       <w:pgSz w:h="16838" w:w="11906" w:orient="portrait"/>
-      <w:pgMar w:bottom="1440" w:top="1440" w:left="426" w:right="1133" w:header="561" w:footer="561"/>
+      <w:pgMar w:bottom="1133.8582677165355" w:top="1133.8582677165355" w:left="850.3937007874016" w:right="850.3937007874016" w:header="561" w:footer="561"/>
       <w:pgNumType w:start="1"/>
       <w:titlePg w:val="1"/>
     </w:sectPr>
@@ -2557,7 +2595,6 @@
     <w:pPr>
       <w:keepNext w:val="0"/>
       <w:keepLines w:val="0"/>
-      <w:pageBreakBefore w:val="0"/>
       <w:widowControl w:val="0"/>
       <w:pBdr>
         <w:top w:space="0" w:sz="0" w:val="nil"/>
@@ -2596,7 +2633,6 @@
     <w:pPr>
       <w:keepNext w:val="0"/>
       <w:keepLines w:val="0"/>
-      <w:pageBreakBefore w:val="0"/>
       <w:widowControl w:val="0"/>
       <w:pBdr>
         <w:top w:color="808080" w:space="0" w:sz="4" w:val="single"/>
@@ -2607,7 +2643,7 @@
       </w:pBdr>
       <w:shd w:fill="auto" w:val="clear"/>
       <w:spacing w:after="0" w:before="0" w:line="240" w:lineRule="auto"/>
-      <w:ind w:left="-142" w:right="0" w:firstLine="0"/>
+      <w:ind w:left="0" w:right="0" w:firstLine="0"/>
       <w:jc w:val="center"/>
       <w:rPr>
         <w:rFonts w:ascii="Tahoma" w:cs="Tahoma" w:eastAsia="Tahoma" w:hAnsi="Tahoma"/>
@@ -2727,7 +2763,7 @@
         <wp:anchor allowOverlap="1" behindDoc="0" distB="0" distT="0" distL="0" distR="0" hidden="0" layoutInCell="1" locked="0" relativeHeight="0" simplePos="0">
           <wp:simplePos x="0" y="0"/>
           <wp:positionH relativeFrom="column">
-            <wp:posOffset>-66674</wp:posOffset>
+            <wp:posOffset>295275</wp:posOffset>
           </wp:positionH>
           <wp:positionV relativeFrom="paragraph">
             <wp:posOffset>133350</wp:posOffset>
@@ -2735,12 +2771,12 @@
           <wp:extent cx="962941" cy="363600"/>
           <wp:effectExtent b="0" l="0" r="0" t="0"/>
           <wp:wrapNone/>
-          <wp:docPr id="2" name="image3.png"/>
+          <wp:docPr id="2" name="image2.png"/>
           <a:graphic>
             <a:graphicData uri="http://schemas.openxmlformats.org/drawingml/2006/picture">
               <pic:pic>
                 <pic:nvPicPr>
-                  <pic:cNvPr id="0" name="image3.png"/>
+                  <pic:cNvPr id="0" name="image2.png"/>
                   <pic:cNvPicPr preferRelativeResize="0"/>
                 </pic:nvPicPr>
                 <pic:blipFill>
@@ -2774,7 +2810,6 @@
     <w:pPr>
       <w:keepNext w:val="0"/>
       <w:keepLines w:val="0"/>
-      <w:pageBreakBefore w:val="0"/>
       <w:widowControl w:val="0"/>
       <w:pBdr>
         <w:top w:space="0" w:sz="0" w:val="nil"/>
@@ -2799,20 +2834,20 @@
         <wp:anchor allowOverlap="1" behindDoc="0" distB="0" distT="0" distL="114300" distR="114300" hidden="0" layoutInCell="1" locked="0" relativeHeight="0" simplePos="0">
           <wp:simplePos x="0" y="0"/>
           <wp:positionH relativeFrom="column">
-            <wp:posOffset>85726</wp:posOffset>
+            <wp:posOffset>85727</wp:posOffset>
           </wp:positionH>
           <wp:positionV relativeFrom="paragraph">
-            <wp:posOffset>-83093</wp:posOffset>
+            <wp:posOffset>-83092</wp:posOffset>
           </wp:positionV>
           <wp:extent cx="1355753" cy="1011600"/>
           <wp:effectExtent b="0" l="0" r="0" t="0"/>
           <wp:wrapNone/>
-          <wp:docPr id="1" name="image2.png"/>
+          <wp:docPr id="3" name="image1.png"/>
           <a:graphic>
             <a:graphicData uri="http://schemas.openxmlformats.org/drawingml/2006/picture">
               <pic:pic>
                 <pic:nvPicPr>
-                  <pic:cNvPr id="0" name="image2.png"/>
+                  <pic:cNvPr id="0" name="image1.png"/>
                   <pic:cNvPicPr preferRelativeResize="0"/>
                 </pic:nvPicPr>
                 <pic:blipFill>
@@ -2840,7 +2875,7 @@
   <w:tbl>
     <w:tblPr>
       <w:tblStyle w:val="Table1"/>
-      <w:tblW w:w="9810.0" w:type="dxa"/>
+      <w:tblW w:w="10200.0" w:type="dxa"/>
       <w:jc w:val="left"/>
       <w:tblBorders>
         <w:bottom w:color="000000" w:space="0" w:sz="4" w:val="single"/>
@@ -2851,12 +2886,12 @@
     <w:tblGrid>
       <w:gridCol w:w="3510"/>
       <w:gridCol w:w="3240"/>
-      <w:gridCol w:w="3060"/>
+      <w:gridCol w:w="3450"/>
       <w:tblGridChange w:id="0">
         <w:tblGrid>
           <w:gridCol w:w="3510"/>
           <w:gridCol w:w="3240"/>
-          <w:gridCol w:w="3060"/>
+          <w:gridCol w:w="3450"/>
         </w:tblGrid>
       </w:tblGridChange>
     </w:tblGrid>
@@ -3351,7 +3386,6 @@
     <w:pPr>
       <w:keepNext w:val="0"/>
       <w:keepLines w:val="0"/>
-      <w:pageBreakBefore w:val="0"/>
       <w:widowControl w:val="1"/>
       <w:pBdr>
         <w:top w:space="0" w:sz="0" w:val="nil"/>

--- a/deliveries/cases/EN/2.docx
+++ b/deliveries/cases/EN/2.docx
@@ -160,7 +160,7 @@
           <w:szCs w:val="36"/>
         </w:rPr>
       </w:pPr>
-      <w:bookmarkStart w:colFirst="0" w:colLast="0" w:name="_lmtibz7zp13k" w:id="0"/>
+      <w:bookmarkStart w:colFirst="0" w:colLast="0" w:name="_23chlvhhw7rk" w:id="0"/>
       <w:bookmarkEnd w:id="0"/>
       <w:r>
         <w:rPr>
@@ -205,7 +205,7 @@
           <w:color w:val="231f20"/>
         </w:rPr>
       </w:pPr>
-      <w:bookmarkStart w:colFirst="0" w:colLast="0" w:name="_ebs2ka2gnuu8" w:id="1"/>
+      <w:bookmarkStart w:colFirst="0" w:colLast="0" w:name="_ynklphjdzi8z" w:id="1"/>
       <w:bookmarkEnd w:id="1"/>
       <w:r>
         <w:rPr>
@@ -288,13 +288,9 @@
         </w:rPr>
       </w:r>
     </w:p>
-    <w:bookmarkStart w:colFirst="0" w:colLast="0" w:name="a3r0fi5vmwha" w:id="2"/>
-    <w:bookmarkEnd w:id="2"/>
-    <w:bookmarkStart w:colFirst="0" w:colLast="0" w:name="a9905bh03ve2" w:id="3"/>
-    <w:bookmarkEnd w:id="3"/>
-    <w:p>
-      <w:pPr>
-        <w:ind w:left="0" w:right="0" w:firstLine="0"/>
+    <w:p>
+      <w:pPr>
+        <w:ind w:right="0"/>
         <w:jc w:val="center"/>
         <w:rPr>
           <w:rFonts w:ascii="Arial" w:cs="Arial" w:eastAsia="Arial" w:hAnsi="Arial"/>
@@ -306,11 +302,6 @@
         </w:rPr>
       </w:pPr>
       <w:r>
-        <w:fldChar w:fldCharType="begin"/>
-        <w:instrText xml:space="preserve"> DOCPROPERTY "Subject"</w:instrText>
-        <w:fldChar w:fldCharType="separate"/>
-      </w:r>
-      <w:r>
         <w:rPr>
           <w:rFonts w:ascii="Arial" w:cs="Arial" w:eastAsia="Arial" w:hAnsi="Arial"/>
           <w:b w:val="1"/>
@@ -320,10 +311,29 @@
           <w:szCs w:val="36"/>
           <w:rtl w:val="0"/>
         </w:rPr>
-        <w:t xml:space="preserve">Information security - MONARC</w:t>
-      </w:r>
-      <w:r>
-        <w:fldChar w:fldCharType="end"/>
+        <w:t xml:space="preserve">Information security - </w:t>
+      </w:r>
+    </w:p>
+    <w:p>
+      <w:pPr>
+        <w:ind w:right="0"/>
+        <w:jc w:val="center"/>
+        <w:rPr>
+          <w:rFonts w:ascii="Arial" w:cs="Arial" w:eastAsia="Arial" w:hAnsi="Arial"/>
+          <w:color w:val="308aa1"/>
+        </w:rPr>
+      </w:pPr>
+      <w:r>
+        <w:rPr>
+          <w:rFonts w:ascii="Arial" w:cs="Arial" w:eastAsia="Arial" w:hAnsi="Arial"/>
+          <w:b w:val="1"/>
+          <w:bCs w:val="1"/>
+          <w:color w:val="308aa1"/>
+          <w:sz w:val="36"/>
+          <w:szCs w:val="36"/>
+          <w:rtl w:val="0"/>
+        </w:rPr>
+        <w:t xml:space="preserve">MONARC</w:t>
       </w:r>
       <w:r>
         <w:rPr>
@@ -847,7 +857,7 @@
     </w:p>
     <w:sdt>
       <w:sdtPr>
-        <w:id w:val="888738595"/>
+        <w:id w:val="1632049790"/>
         <w:docPartObj>
           <w:docPartGallery w:val="Table of Contents"/>
           <w:docPartUnique w:val="1"/>
@@ -894,7 +904,7 @@
             <w:instrText xml:space="preserve"> TOC \h \u \z \t "Heading 1,1,Heading 2,2,Heading 3,3,"</w:instrText>
             <w:fldChar w:fldCharType="separate"/>
           </w:r>
-          <w:hyperlink w:anchor="_2c88mxcfzk0k">
+          <w:hyperlink w:anchor="_re73p2lth2mv">
             <w:r>
               <w:rPr>
                 <w:rFonts w:ascii="Arial" w:cs="Arial" w:eastAsia="Arial" w:hAnsi="Arial"/>
@@ -915,7 +925,7 @@
               <w:t xml:space="preserve">1</w:t>
             </w:r>
           </w:hyperlink>
-          <w:hyperlink w:anchor="_2c88mxcfzk0k">
+          <w:hyperlink w:anchor="_re73p2lth2mv">
             <w:r>
               <w:rPr>
                 <w:rFonts w:ascii="Arial" w:cs="Arial" w:eastAsia="Arial" w:hAnsi="Arial"/>
@@ -936,7 +946,7 @@
           </w:hyperlink>
           <w:r>
             <w:fldChar w:fldCharType="begin"/>
-            <w:instrText xml:space="preserve"> PAGEREF _2c88mxcfzk0k \h </w:instrText>
+            <w:instrText xml:space="preserve"> PAGEREF _re73p2lth2mv \h </w:instrText>
             <w:fldChar w:fldCharType="separate"/>
           </w:r>
           <w:r>
@@ -1004,7 +1014,7 @@
               <w:vertAlign w:val="baseline"/>
             </w:rPr>
           </w:pPr>
-          <w:hyperlink w:anchor="_arj5z6aonkqk">
+          <w:hyperlink w:anchor="_62horacdpqub">
             <w:r>
               <w:rPr>
                 <w:rFonts w:ascii="Arial" w:cs="Arial" w:eastAsia="Arial" w:hAnsi="Arial"/>
@@ -1023,7 +1033,7 @@
               <w:t xml:space="preserve">1.1</w:t>
             </w:r>
           </w:hyperlink>
-          <w:hyperlink w:anchor="_arj5z6aonkqk">
+          <w:hyperlink w:anchor="_62horacdpqub">
             <w:r>
               <w:rPr>
                 <w:rFonts w:ascii="Arial" w:cs="Arial" w:eastAsia="Arial" w:hAnsi="Arial"/>
@@ -1044,7 +1054,7 @@
           </w:hyperlink>
           <w:r>
             <w:fldChar w:fldCharType="begin"/>
-            <w:instrText xml:space="preserve"> PAGEREF _arj5z6aonkqk \h </w:instrText>
+            <w:instrText xml:space="preserve"> PAGEREF _62horacdpqub \h </w:instrText>
             <w:fldChar w:fldCharType="separate"/>
           </w:r>
           <w:r>
@@ -1110,7 +1120,7 @@
               <w:vertAlign w:val="baseline"/>
             </w:rPr>
           </w:pPr>
-          <w:hyperlink w:anchor="_mgmdlqr7uci1">
+          <w:hyperlink w:anchor="_m82w0htzk9j9">
             <w:r>
               <w:rPr>
                 <w:rFonts w:ascii="Arial" w:cs="Arial" w:eastAsia="Arial" w:hAnsi="Arial"/>
@@ -1129,7 +1139,7 @@
               <w:t xml:space="preserve">1.2</w:t>
             </w:r>
           </w:hyperlink>
-          <w:hyperlink w:anchor="_mgmdlqr7uci1">
+          <w:hyperlink w:anchor="_m82w0htzk9j9">
             <w:r>
               <w:rPr>
                 <w:rFonts w:ascii="Arial" w:cs="Arial" w:eastAsia="Arial" w:hAnsi="Arial"/>
@@ -1150,7 +1160,7 @@
           </w:hyperlink>
           <w:r>
             <w:fldChar w:fldCharType="begin"/>
-            <w:instrText xml:space="preserve"> PAGEREF _mgmdlqr7uci1 \h </w:instrText>
+            <w:instrText xml:space="preserve"> PAGEREF _m82w0htzk9j9 \h </w:instrText>
             <w:fldChar w:fldCharType="separate"/>
           </w:r>
           <w:r>
@@ -1216,7 +1226,7 @@
               <w:vertAlign w:val="baseline"/>
             </w:rPr>
           </w:pPr>
-          <w:hyperlink w:anchor="_ikgbvek6ncdq">
+          <w:hyperlink w:anchor="_h2o878dqig50">
             <w:r>
               <w:rPr>
                 <w:rFonts w:ascii="Arial" w:cs="Arial" w:eastAsia="Arial" w:hAnsi="Arial"/>
@@ -1235,7 +1245,7 @@
               <w:t xml:space="preserve">1.3</w:t>
             </w:r>
           </w:hyperlink>
-          <w:hyperlink w:anchor="_ikgbvek6ncdq">
+          <w:hyperlink w:anchor="_h2o878dqig50">
             <w:r>
               <w:rPr>
                 <w:rFonts w:ascii="Arial" w:cs="Arial" w:eastAsia="Arial" w:hAnsi="Arial"/>
@@ -1256,7 +1266,7 @@
           </w:hyperlink>
           <w:r>
             <w:fldChar w:fldCharType="begin"/>
-            <w:instrText xml:space="preserve"> PAGEREF _ikgbvek6ncdq \h </w:instrText>
+            <w:instrText xml:space="preserve"> PAGEREF _h2o878dqig50 \h </w:instrText>
             <w:fldChar w:fldCharType="separate"/>
           </w:r>
           <w:r>
@@ -1322,7 +1332,7 @@
               <w:vertAlign w:val="baseline"/>
             </w:rPr>
           </w:pPr>
-          <w:hyperlink w:anchor="_cgtvyev0w53a">
+          <w:hyperlink w:anchor="_hucfm9j12vjf">
             <w:r>
               <w:rPr>
                 <w:rFonts w:ascii="Arial" w:cs="Arial" w:eastAsia="Arial" w:hAnsi="Arial"/>
@@ -1343,7 +1353,7 @@
               <w:t xml:space="preserve">2</w:t>
             </w:r>
           </w:hyperlink>
-          <w:hyperlink w:anchor="_cgtvyev0w53a">
+          <w:hyperlink w:anchor="_hucfm9j12vjf">
             <w:r>
               <w:rPr>
                 <w:rFonts w:ascii="Arial" w:cs="Arial" w:eastAsia="Arial" w:hAnsi="Arial"/>
@@ -1364,7 +1374,7 @@
           </w:hyperlink>
           <w:r>
             <w:fldChar w:fldCharType="begin"/>
-            <w:instrText xml:space="preserve"> PAGEREF _cgtvyev0w53a \h </w:instrText>
+            <w:instrText xml:space="preserve"> PAGEREF _hucfm9j12vjf \h </w:instrText>
             <w:fldChar w:fldCharType="separate"/>
           </w:r>
           <w:r>
@@ -1432,7 +1442,7 @@
               <w:vertAlign w:val="baseline"/>
             </w:rPr>
           </w:pPr>
-          <w:hyperlink w:anchor="_3eu6549k5m0x">
+          <w:hyperlink w:anchor="_4to97e2v27x5">
             <w:r>
               <w:rPr>
                 <w:rFonts w:ascii="Arial" w:cs="Arial" w:eastAsia="Arial" w:hAnsi="Arial"/>
@@ -1451,7 +1461,7 @@
               <w:t xml:space="preserve">2.1</w:t>
             </w:r>
           </w:hyperlink>
-          <w:hyperlink w:anchor="_3eu6549k5m0x">
+          <w:hyperlink w:anchor="_4to97e2v27x5">
             <w:r>
               <w:rPr>
                 <w:rFonts w:ascii="Arial" w:cs="Arial" w:eastAsia="Arial" w:hAnsi="Arial"/>
@@ -1472,7 +1482,7 @@
           </w:hyperlink>
           <w:r>
             <w:fldChar w:fldCharType="begin"/>
-            <w:instrText xml:space="preserve"> PAGEREF _3eu6549k5m0x \h </w:instrText>
+            <w:instrText xml:space="preserve"> PAGEREF _4to97e2v27x5 \h </w:instrText>
             <w:fldChar w:fldCharType="separate"/>
           </w:r>
           <w:r>
@@ -1538,7 +1548,7 @@
               <w:vertAlign w:val="baseline"/>
             </w:rPr>
           </w:pPr>
-          <w:hyperlink w:anchor="_4lnamd11cbci">
+          <w:hyperlink w:anchor="_rj297b7lgsgm">
             <w:r>
               <w:rPr>
                 <w:rFonts w:ascii="Arial" w:cs="Arial" w:eastAsia="Arial" w:hAnsi="Arial"/>
@@ -1557,7 +1567,7 @@
               <w:t xml:space="preserve">2.2</w:t>
             </w:r>
           </w:hyperlink>
-          <w:hyperlink w:anchor="_4lnamd11cbci">
+          <w:hyperlink w:anchor="_rj297b7lgsgm">
             <w:r>
               <w:rPr>
                 <w:rFonts w:ascii="Arial" w:cs="Arial" w:eastAsia="Arial" w:hAnsi="Arial"/>
@@ -1578,7 +1588,7 @@
           </w:hyperlink>
           <w:r>
             <w:fldChar w:fldCharType="begin"/>
-            <w:instrText xml:space="preserve"> PAGEREF _4lnamd11cbci \h </w:instrText>
+            <w:instrText xml:space="preserve"> PAGEREF _rj297b7lgsgm \h </w:instrText>
             <w:fldChar w:fldCharType="separate"/>
           </w:r>
           <w:r>
@@ -1644,7 +1654,7 @@
               <w:vertAlign w:val="baseline"/>
             </w:rPr>
           </w:pPr>
-          <w:hyperlink w:anchor="_o1j5q2dlrsan">
+          <w:hyperlink w:anchor="_rmf51mpgmd9l">
             <w:r>
               <w:rPr>
                 <w:rFonts w:ascii="Arial" w:cs="Arial" w:eastAsia="Arial" w:hAnsi="Arial"/>
@@ -1663,7 +1673,7 @@
               <w:t xml:space="preserve">2.3</w:t>
             </w:r>
           </w:hyperlink>
-          <w:hyperlink w:anchor="_o1j5q2dlrsan">
+          <w:hyperlink w:anchor="_rmf51mpgmd9l">
             <w:r>
               <w:rPr>
                 <w:rFonts w:ascii="Arial" w:cs="Arial" w:eastAsia="Arial" w:hAnsi="Arial"/>
@@ -1684,7 +1694,7 @@
           </w:hyperlink>
           <w:r>
             <w:fldChar w:fldCharType="begin"/>
-            <w:instrText xml:space="preserve"> PAGEREF _o1j5q2dlrsan \h </w:instrText>
+            <w:instrText xml:space="preserve"> PAGEREF _rmf51mpgmd9l \h </w:instrText>
             <w:fldChar w:fldCharType="separate"/>
           </w:r>
           <w:r>
@@ -1749,7 +1759,7 @@
               <w:vertAlign w:val="baseline"/>
             </w:rPr>
           </w:pPr>
-          <w:hyperlink w:anchor="_la5ixfs3z6r5">
+          <w:hyperlink w:anchor="_wscufxbgmo8j">
             <w:r>
               <w:rPr>
                 <w:rFonts w:ascii="Arial" w:cs="Arial" w:eastAsia="Arial" w:hAnsi="Arial"/>
@@ -1978,8 +1988,8 @@
           <w:color w:val="231f20"/>
         </w:rPr>
       </w:pPr>
-      <w:bookmarkStart w:colFirst="0" w:colLast="0" w:name="_2c88mxcfzk0k" w:id="4"/>
-      <w:bookmarkEnd w:id="4"/>
+      <w:bookmarkStart w:colFirst="0" w:colLast="0" w:name="_re73p2lth2mv" w:id="2"/>
+      <w:bookmarkEnd w:id="2"/>
       <w:r>
         <w:rPr>
           <w:rFonts w:ascii="Arial" w:cs="Arial" w:eastAsia="Arial" w:hAnsi="Arial"/>
@@ -2001,8 +2011,8 @@
           <w:rFonts w:ascii="Arial" w:cs="Arial" w:eastAsia="Arial" w:hAnsi="Arial"/>
         </w:rPr>
       </w:pPr>
-      <w:bookmarkStart w:colFirst="0" w:colLast="0" w:name="_arj5z6aonkqk" w:id="5"/>
-      <w:bookmarkEnd w:id="5"/>
+      <w:bookmarkStart w:colFirst="0" w:colLast="0" w:name="_62horacdpqub" w:id="3"/>
+      <w:bookmarkEnd w:id="3"/>
       <w:r>
         <w:rPr>
           <w:rFonts w:ascii="Arial" w:cs="Arial" w:eastAsia="Arial" w:hAnsi="Arial"/>
@@ -2010,6 +2020,11 @@
           <w:rtl w:val="0"/>
         </w:rPr>
         <w:t xml:space="preserve">Placing the risk analysis in context </w:t>
+      </w:r>
+      <w:r>
+        <w:rPr>
+          <w:rtl w:val="0"/>
+        </w:rPr>
       </w:r>
     </w:p>
     <w:p>
@@ -2050,8 +2065,8 @@
           <w:rFonts w:ascii="Arial" w:cs="Arial" w:eastAsia="Arial" w:hAnsi="Arial"/>
         </w:rPr>
       </w:pPr>
-      <w:bookmarkStart w:colFirst="0" w:colLast="0" w:name="_mgmdlqr7uci1" w:id="6"/>
-      <w:bookmarkEnd w:id="6"/>
+      <w:bookmarkStart w:colFirst="0" w:colLast="0" w:name="_m82w0htzk9j9" w:id="4"/>
+      <w:bookmarkEnd w:id="4"/>
       <w:r>
         <w:rPr>
           <w:rFonts w:ascii="Arial" w:cs="Arial" w:eastAsia="Arial" w:hAnsi="Arial"/>
@@ -2059,6 +2074,11 @@
           <w:rtl w:val="0"/>
         </w:rPr>
         <w:t xml:space="preserve">Aims of the document</w:t>
+      </w:r>
+      <w:r>
+        <w:rPr>
+          <w:rtl w:val="0"/>
+        </w:rPr>
       </w:r>
     </w:p>
     <w:p>
@@ -2107,8 +2127,8 @@
           <w:rFonts w:ascii="Arial" w:cs="Arial" w:eastAsia="Arial" w:hAnsi="Arial"/>
         </w:rPr>
       </w:pPr>
-      <w:bookmarkStart w:colFirst="0" w:colLast="0" w:name="_ikgbvek6ncdq" w:id="7"/>
-      <w:bookmarkEnd w:id="7"/>
+      <w:bookmarkStart w:colFirst="0" w:colLast="0" w:name="_h2o878dqig50" w:id="5"/>
+      <w:bookmarkEnd w:id="5"/>
       <w:r>
         <w:rPr>
           <w:rFonts w:ascii="Arial" w:cs="Arial" w:eastAsia="Arial" w:hAnsi="Arial"/>
@@ -2116,6 +2136,11 @@
           <w:rtl w:val="0"/>
         </w:rPr>
         <w:t xml:space="preserve">Acronyms/Glossary </w:t>
+      </w:r>
+      <w:r>
+        <w:rPr>
+          <w:rtl w:val="0"/>
+        </w:rPr>
       </w:r>
     </w:p>
     <w:p>
@@ -2283,8 +2308,8 @@
           <w:color w:val="231f20"/>
         </w:rPr>
       </w:pPr>
-      <w:bookmarkStart w:colFirst="0" w:colLast="0" w:name="_cgtvyev0w53a" w:id="8"/>
-      <w:bookmarkEnd w:id="8"/>
+      <w:bookmarkStart w:colFirst="0" w:colLast="0" w:name="_hucfm9j12vjf" w:id="6"/>
+      <w:bookmarkEnd w:id="6"/>
       <w:r>
         <w:rPr>
           <w:rFonts w:ascii="Arial" w:cs="Arial" w:eastAsia="Arial" w:hAnsi="Arial"/>
@@ -2306,8 +2331,8 @@
           <w:rFonts w:ascii="Arial" w:cs="Arial" w:eastAsia="Arial" w:hAnsi="Arial"/>
         </w:rPr>
       </w:pPr>
-      <w:bookmarkStart w:colFirst="0" w:colLast="0" w:name="_3eu6549k5m0x" w:id="9"/>
-      <w:bookmarkEnd w:id="9"/>
+      <w:bookmarkStart w:colFirst="0" w:colLast="0" w:name="_4to97e2v27x5" w:id="7"/>
+      <w:bookmarkEnd w:id="7"/>
       <w:r>
         <w:rPr>
           <w:rFonts w:ascii="Arial" w:cs="Arial" w:eastAsia="Arial" w:hAnsi="Arial"/>
@@ -2315,6 +2340,11 @@
           <w:rtl w:val="0"/>
         </w:rPr>
         <w:t xml:space="preserve">Identifying the assets </w:t>
+      </w:r>
+      <w:r>
+        <w:rPr>
+          <w:rtl w:val="0"/>
+        </w:rPr>
       </w:r>
     </w:p>
     <w:p>
@@ -2354,8 +2384,8 @@
           <w:rFonts w:ascii="Arial" w:cs="Arial" w:eastAsia="Arial" w:hAnsi="Arial"/>
         </w:rPr>
       </w:pPr>
-      <w:bookmarkStart w:colFirst="0" w:colLast="0" w:name="_4lnamd11cbci" w:id="10"/>
-      <w:bookmarkEnd w:id="10"/>
+      <w:bookmarkStart w:colFirst="0" w:colLast="0" w:name="_rj297b7lgsgm" w:id="8"/>
+      <w:bookmarkEnd w:id="8"/>
       <w:r>
         <w:rPr>
           <w:rFonts w:ascii="Arial" w:cs="Arial" w:eastAsia="Arial" w:hAnsi="Arial"/>
@@ -2363,6 +2393,11 @@
           <w:rtl w:val="0"/>
         </w:rPr>
         <w:t xml:space="preserve">Identifying the vulnerabilities </w:t>
+      </w:r>
+      <w:r>
+        <w:rPr>
+          <w:rtl w:val="0"/>
+        </w:rPr>
       </w:r>
     </w:p>
     <w:p>
@@ -2413,8 +2448,8 @@
           <w:rFonts w:ascii="Arial" w:cs="Arial" w:eastAsia="Arial" w:hAnsi="Arial"/>
         </w:rPr>
       </w:pPr>
-      <w:bookmarkStart w:colFirst="0" w:colLast="0" w:name="_o1j5q2dlrsan" w:id="11"/>
-      <w:bookmarkEnd w:id="11"/>
+      <w:bookmarkStart w:colFirst="0" w:colLast="0" w:name="_rmf51mpgmd9l" w:id="9"/>
+      <w:bookmarkEnd w:id="9"/>
       <w:r>
         <w:rPr>
           <w:rFonts w:ascii="Arial" w:cs="Arial" w:eastAsia="Arial" w:hAnsi="Arial"/>
@@ -2423,6 +2458,11 @@
         </w:rPr>
         <w:t xml:space="preserve">Assessing the consequences </w:t>
       </w:r>
+      <w:r>
+        <w:rPr>
+          <w:rtl w:val="0"/>
+        </w:rPr>
+      </w:r>
     </w:p>
     <w:p>
       <w:pPr>
@@ -2520,8 +2560,8 @@
           <w:color w:val="231f20"/>
         </w:rPr>
       </w:pPr>
-      <w:bookmarkStart w:colFirst="0" w:colLast="0" w:name="_la5ixfs3z6r5" w:id="12"/>
-      <w:bookmarkEnd w:id="12"/>
+      <w:bookmarkStart w:colFirst="0" w:colLast="0" w:name="_wscufxbgmo8j" w:id="10"/>
+      <w:bookmarkEnd w:id="10"/>
       <w:r>
         <w:rPr>
           <w:rFonts w:ascii="Arial" w:cs="Arial" w:eastAsia="Arial" w:hAnsi="Arial"/>
@@ -2644,7 +2684,7 @@
       <w:shd w:fill="auto" w:val="clear"/>
       <w:spacing w:after="0" w:before="0" w:line="240" w:lineRule="auto"/>
       <w:ind w:left="0" w:right="0" w:firstLine="0"/>
-      <w:jc w:val="center"/>
+      <w:jc w:val="right"/>
       <w:rPr>
         <w:rFonts w:ascii="Tahoma" w:cs="Tahoma" w:eastAsia="Tahoma" w:hAnsi="Tahoma"/>
         <w:b w:val="0"/>
@@ -2758,48 +2798,6 @@
         <w:rtl w:val="0"/>
       </w:rPr>
     </w:r>
-    <w:r>
-      <w:drawing>
-        <wp:anchor allowOverlap="1" behindDoc="0" distB="0" distT="0" distL="0" distR="0" hidden="0" layoutInCell="1" locked="0" relativeHeight="0" simplePos="0">
-          <wp:simplePos x="0" y="0"/>
-          <wp:positionH relativeFrom="column">
-            <wp:posOffset>295275</wp:posOffset>
-          </wp:positionH>
-          <wp:positionV relativeFrom="paragraph">
-            <wp:posOffset>133350</wp:posOffset>
-          </wp:positionV>
-          <wp:extent cx="962941" cy="363600"/>
-          <wp:effectExtent b="0" l="0" r="0" t="0"/>
-          <wp:wrapNone/>
-          <wp:docPr id="2" name="image2.png"/>
-          <a:graphic>
-            <a:graphicData uri="http://schemas.openxmlformats.org/drawingml/2006/picture">
-              <pic:pic>
-                <pic:nvPicPr>
-                  <pic:cNvPr id="0" name="image2.png"/>
-                  <pic:cNvPicPr preferRelativeResize="0"/>
-                </pic:nvPicPr>
-                <pic:blipFill>
-                  <a:blip r:embed="rId1"/>
-                  <a:srcRect b="0" l="0" r="0" t="0"/>
-                  <a:stretch>
-                    <a:fillRect/>
-                  </a:stretch>
-                </pic:blipFill>
-                <pic:spPr>
-                  <a:xfrm>
-                    <a:off x="0" y="0"/>
-                    <a:ext cx="962941" cy="363600"/>
-                  </a:xfrm>
-                  <a:prstGeom prst="rect"/>
-                  <a:ln/>
-                </pic:spPr>
-              </pic:pic>
-            </a:graphicData>
-          </a:graphic>
-        </wp:anchor>
-      </w:drawing>
-    </w:r>
   </w:p>
 </w:ftr>
 </file>
@@ -2834,15 +2832,15 @@
         <wp:anchor allowOverlap="1" behindDoc="0" distB="0" distT="0" distL="114300" distR="114300" hidden="0" layoutInCell="1" locked="0" relativeHeight="0" simplePos="0">
           <wp:simplePos x="0" y="0"/>
           <wp:positionH relativeFrom="column">
-            <wp:posOffset>85727</wp:posOffset>
+            <wp:posOffset>85728</wp:posOffset>
           </wp:positionH>
           <wp:positionV relativeFrom="paragraph">
-            <wp:posOffset>-83092</wp:posOffset>
+            <wp:posOffset>-83091</wp:posOffset>
           </wp:positionV>
           <wp:extent cx="1355753" cy="1011600"/>
           <wp:effectExtent b="0" l="0" r="0" t="0"/>
           <wp:wrapNone/>
-          <wp:docPr id="3" name="image1.png"/>
+          <wp:docPr id="2" name="image1.png"/>
           <a:graphic>
             <a:graphicData uri="http://schemas.openxmlformats.org/drawingml/2006/picture">
               <pic:pic>
